--- a/dosyalar/etkinlikler/10-sinif/arapca-10-2-etkinlik.docx
+++ b/dosyalar/etkinlikler/10-sinif/arapca-10-2-etkinlik.docx
@@ -2183,7 +2183,7 @@
                 <w:sz w:val="19"/>
                 <w:szCs w:val="19"/>
               </w:rPr>
-              <w:t xml:space="preserve">Gerekçe bağlacı “لِأَنَّ” ile en az bir cümle kurar; iyelik zamirlerini doğru kullanır.</w:t>
+              <w:t xml:space="preserve">Gerekçe bağlacı “لِأَنَّ” ile en az bir cümle kurar; iyelik zamirlerini doğru kullanır.</w:t>
             </w:r>
           </w:p>
         </w:tc>
@@ -4157,7 +4157,7 @@
                 <w:szCs w:val="32"/>
                 <w:rtl/>
               </w:rPr>
-              <w:t xml:space="preserve">صِلَةُ الرَّحِمِ</w:t>
+              <w:t xml:space="preserve">صِلَةُ الرَّحِمِ</w:t>
             </w:r>
           </w:p>
           <w:p>
@@ -4207,7 +4207,7 @@
                 <w:szCs w:val="32"/>
                 <w:rtl/>
               </w:rPr>
-              <w:t xml:space="preserve">اَلْعَمُّ</w:t>
+              <w:t xml:space="preserve">اَلعَمُّ</w:t>
             </w:r>
           </w:p>
           <w:p>
@@ -4257,7 +4257,7 @@
                 <w:szCs w:val="32"/>
                 <w:rtl/>
               </w:rPr>
-              <w:t xml:space="preserve">اَلْخَالَةُ</w:t>
+              <w:t xml:space="preserve">اَلخَالَةُ</w:t>
             </w:r>
           </w:p>
           <w:p>
@@ -4307,7 +4307,7 @@
                 <w:szCs w:val="32"/>
                 <w:rtl/>
               </w:rPr>
-              <w:t xml:space="preserve">اَلْأَقَارِبُ</w:t>
+              <w:t xml:space="preserve">اَلأَقَارِبُ</w:t>
             </w:r>
           </w:p>
           <w:p>
@@ -4362,7 +4362,7 @@
                 <w:szCs w:val="32"/>
                 <w:rtl/>
               </w:rPr>
-              <w:t xml:space="preserve">اَلضِّيَافَةُ</w:t>
+              <w:t xml:space="preserve">اَلضِّيَافَةُ</w:t>
             </w:r>
           </w:p>
           <w:p>
@@ -4412,7 +4412,7 @@
                 <w:szCs w:val="32"/>
                 <w:rtl/>
               </w:rPr>
-              <w:t xml:space="preserve">اَلْهَدِيَّةُ</w:t>
+              <w:t xml:space="preserve">اَلهَدِيَّةُ</w:t>
             </w:r>
           </w:p>
           <w:p>
@@ -4462,7 +4462,7 @@
                 <w:szCs w:val="32"/>
                 <w:rtl/>
               </w:rPr>
-              <w:t xml:space="preserve">اَلِاحْتِرَامُ</w:t>
+              <w:t xml:space="preserve">اَلاحْتِرَامُ</w:t>
             </w:r>
           </w:p>
           <w:p>
@@ -4512,7 +4512,7 @@
                 <w:szCs w:val="32"/>
                 <w:rtl/>
               </w:rPr>
-              <w:t xml:space="preserve">اَلْمَحَبَّةُ</w:t>
+              <w:t xml:space="preserve">اَلمَحَبَّةُ</w:t>
             </w:r>
           </w:p>
           <w:p>
@@ -4981,7 +4981,7 @@
                 <w:szCs w:val="32"/>
                 <w:rtl/>
               </w:rPr>
-              <w:t xml:space="preserve">زِيَارَةُ الْعَمِّ</w:t>
+              <w:t xml:space="preserve">زِيَارَةُ العَمِّ</w:t>
             </w:r>
           </w:p>
           <w:p>
@@ -4999,7 +4999,7 @@
                 <w:szCs w:val="30"/>
                 <w:rtl/>
               </w:rPr>
-              <w:t xml:space="preserve">أَحْمَدُ : اَلسَّلَامُ عَلَيْكُمْ يَا عَمِّي ، كَيْفَ حَالُكَ ؟</w:t>
+              <w:t xml:space="preserve">أَحْمَد : اَلسَّلَامُ عَلَيْكُمْ يَا عَمِّي ، كَيْف حَالُكَ ؟</w:t>
             </w:r>
           </w:p>
           <w:p>
@@ -5017,7 +5017,7 @@
                 <w:szCs w:val="30"/>
                 <w:rtl/>
               </w:rPr>
-              <w:t xml:space="preserve">اَلْعَمُّ : وَعَلَيْكُمُ السَّلَامُ يَا أَحْمَدُ ، أَهْلًا وَسَهْلًا ، تَفَضَّلْ.</w:t>
+              <w:t xml:space="preserve">اَلعَمُّ : وَعَلَيْكُمُ السَّلَامُ يَا أَحْمَد ، أَهْلًا وَسَهْلًا ، تَفَضَّلْ.</w:t>
             </w:r>
           </w:p>
           <w:p>
@@ -5035,7 +5035,7 @@
                 <w:szCs w:val="30"/>
                 <w:rtl/>
               </w:rPr>
-              <w:t xml:space="preserve">أَحْمَدُ : أَحْضَرْتُ لَكَ هَذِهِ الْهَدِيَّةَ لِأَنَّنَا نُحِبُّكُمْ كَثِيرًا.</w:t>
+              <w:t xml:space="preserve">أَحْمَد : أَحْضَرْتُ لَكَ هَذِهِ الهَدِيَّةَ لِأَنَّنَا نُحِبُّكُمْ كَثِيرًا.</w:t>
             </w:r>
           </w:p>
           <w:p>
@@ -5053,7 +5053,7 @@
                 <w:szCs w:val="30"/>
                 <w:rtl/>
               </w:rPr>
-              <w:t xml:space="preserve">اَلْعَمُّ : شُكْرًا لَكَ ، كَيْفَ حَالُ وَالِدِكَ وَوَالِدَتِكَ ؟</w:t>
+              <w:t xml:space="preserve">اَلعَمُّ : شُكْرًا لَكَ ، كَيْف حَالُ وَالِدِكَ وَوَالِدَتِكَ ؟</w:t>
             </w:r>
           </w:p>
           <w:p>
@@ -5071,7 +5071,7 @@
                 <w:szCs w:val="30"/>
                 <w:rtl/>
               </w:rPr>
-              <w:t xml:space="preserve">أَحْمَدُ : هُمَا بِخَيْرٍ وَيُسَلِّمَانِ عَلَيْكُمْ.</w:t>
+              <w:t xml:space="preserve">أَحْمَد : هُمَا بِخَيْرٍ وَيُسَلِّمَانِ عَلَيْكُمْ.</w:t>
             </w:r>
           </w:p>
           <w:p>
@@ -5089,7 +5089,7 @@
                 <w:szCs w:val="30"/>
                 <w:rtl/>
               </w:rPr>
-              <w:t xml:space="preserve">اَلْعَمُّ : زِيَارَتُكُمْ تُفْرِحُنَا ، فَصِلَةُ الرَّحِمِ تَزِيدُ الْمَحَبَّةَ بَيْنَ الْأَقَارِبِ.</w:t>
+              <w:t xml:space="preserve">اَلعَمُّ : زِيَارَتُكُمْ تُفْرِحُنَا ، فَصِلَةُ الرَّحِمِ تَزِيدُ المَحَبَّةَ بَيْنَ الأَقَارِبِ.</w:t>
             </w:r>
           </w:p>
         </w:tc>
@@ -5242,7 +5242,7 @@
                 <w:szCs w:val="30"/>
                 <w:rtl/>
               </w:rPr>
-              <w:t xml:space="preserve">اَلسَّلَامُ عَلَيْكُمْ   —   كَيْفَ حَالُكُمْ   —   تَفَضَّلْ   —   أَحْضَرْتُ لَكَ هَدِيَّةً   —   لِأَنَّ   —   شُكْرًا جَزِيلًا   —   زُرْنَا   —   صِلَةُ الرَّحِمِ</w:t>
+              <w:t xml:space="preserve">اَلسَّلَامُ عَلَيْكُمْ   —   كَيْف حَالُكُمْ   —   تَفَضَّلْ   —   أَحْضَرْتُ لَكَ هَدِيَّةً   —   لِأَنَّ   —   شُكْرًا جَزِيلًا   —   زُرْنَا   —   صِلَةُ الرَّحِمِ</w:t>
             </w:r>
           </w:p>
         </w:tc>

--- a/dosyalar/etkinlikler/10-sinif/arapca-10-2-etkinlik.docx
+++ b/dosyalar/etkinlikler/10-sinif/arapca-10-2-etkinlik.docx
@@ -4149,7 +4149,7 @@
             </w:pPr>
             <w:r>
               <w:rPr>
-                <w:rFonts w:ascii="Markazi Text" w:cs="Markazi Text" w:eastAsia="Markazi Text" w:hAnsi="Markazi Text"/>
+                <w:rFonts w:ascii="Arakom" w:cs="Arakom" w:eastAsia="Arakom" w:hAnsi="Arakom"/>
                 <w:b w:val="false"/>
                 <w:bCs w:val="false"/>
                 <w:color w:val="111111"/>
@@ -4199,7 +4199,7 @@
             </w:pPr>
             <w:r>
               <w:rPr>
-                <w:rFonts w:ascii="Markazi Text" w:cs="Markazi Text" w:eastAsia="Markazi Text" w:hAnsi="Markazi Text"/>
+                <w:rFonts w:ascii="Arakom" w:cs="Arakom" w:eastAsia="Arakom" w:hAnsi="Arakom"/>
                 <w:b w:val="false"/>
                 <w:bCs w:val="false"/>
                 <w:color w:val="111111"/>
@@ -4249,7 +4249,7 @@
             </w:pPr>
             <w:r>
               <w:rPr>
-                <w:rFonts w:ascii="Markazi Text" w:cs="Markazi Text" w:eastAsia="Markazi Text" w:hAnsi="Markazi Text"/>
+                <w:rFonts w:ascii="Arakom" w:cs="Arakom" w:eastAsia="Arakom" w:hAnsi="Arakom"/>
                 <w:b w:val="false"/>
                 <w:bCs w:val="false"/>
                 <w:color w:val="111111"/>
@@ -4299,7 +4299,7 @@
             </w:pPr>
             <w:r>
               <w:rPr>
-                <w:rFonts w:ascii="Markazi Text" w:cs="Markazi Text" w:eastAsia="Markazi Text" w:hAnsi="Markazi Text"/>
+                <w:rFonts w:ascii="Arakom" w:cs="Arakom" w:eastAsia="Arakom" w:hAnsi="Arakom"/>
                 <w:b w:val="false"/>
                 <w:bCs w:val="false"/>
                 <w:color w:val="111111"/>
@@ -4354,7 +4354,7 @@
             </w:pPr>
             <w:r>
               <w:rPr>
-                <w:rFonts w:ascii="Markazi Text" w:cs="Markazi Text" w:eastAsia="Markazi Text" w:hAnsi="Markazi Text"/>
+                <w:rFonts w:ascii="Arakom" w:cs="Arakom" w:eastAsia="Arakom" w:hAnsi="Arakom"/>
                 <w:b w:val="false"/>
                 <w:bCs w:val="false"/>
                 <w:color w:val="111111"/>
@@ -4404,7 +4404,7 @@
             </w:pPr>
             <w:r>
               <w:rPr>
-                <w:rFonts w:ascii="Markazi Text" w:cs="Markazi Text" w:eastAsia="Markazi Text" w:hAnsi="Markazi Text"/>
+                <w:rFonts w:ascii="Arakom" w:cs="Arakom" w:eastAsia="Arakom" w:hAnsi="Arakom"/>
                 <w:b w:val="false"/>
                 <w:bCs w:val="false"/>
                 <w:color w:val="111111"/>
@@ -4454,7 +4454,7 @@
             </w:pPr>
             <w:r>
               <w:rPr>
-                <w:rFonts w:ascii="Markazi Text" w:cs="Markazi Text" w:eastAsia="Markazi Text" w:hAnsi="Markazi Text"/>
+                <w:rFonts w:ascii="Arakom" w:cs="Arakom" w:eastAsia="Arakom" w:hAnsi="Arakom"/>
                 <w:b w:val="false"/>
                 <w:bCs w:val="false"/>
                 <w:color w:val="111111"/>
@@ -4504,7 +4504,7 @@
             </w:pPr>
             <w:r>
               <w:rPr>
-                <w:rFonts w:ascii="Markazi Text" w:cs="Markazi Text" w:eastAsia="Markazi Text" w:hAnsi="Markazi Text"/>
+                <w:rFonts w:ascii="Arakom" w:cs="Arakom" w:eastAsia="Arakom" w:hAnsi="Arakom"/>
                 <w:b w:val="false"/>
                 <w:bCs w:val="false"/>
                 <w:color w:val="111111"/>
@@ -4973,7 +4973,7 @@
             </w:pPr>
             <w:r>
               <w:rPr>
-                <w:rFonts w:ascii="Markazi Text" w:cs="Markazi Text" w:eastAsia="Markazi Text" w:hAnsi="Markazi Text"/>
+                <w:rFonts w:ascii="Arakom" w:cs="Arakom" w:eastAsia="Arakom" w:hAnsi="Arakom"/>
                 <w:b/>
                 <w:bCs/>
                 <w:color w:val="111111"/>
@@ -4991,7 +4991,7 @@
             </w:pPr>
             <w:r>
               <w:rPr>
-                <w:rFonts w:ascii="Markazi Text" w:cs="Markazi Text" w:eastAsia="Markazi Text" w:hAnsi="Markazi Text"/>
+                <w:rFonts w:ascii="Arakom" w:cs="Arakom" w:eastAsia="Arakom" w:hAnsi="Arakom"/>
                 <w:b w:val="false"/>
                 <w:bCs w:val="false"/>
                 <w:color w:val="111111"/>
@@ -5009,7 +5009,7 @@
             </w:pPr>
             <w:r>
               <w:rPr>
-                <w:rFonts w:ascii="Markazi Text" w:cs="Markazi Text" w:eastAsia="Markazi Text" w:hAnsi="Markazi Text"/>
+                <w:rFonts w:ascii="Arakom" w:cs="Arakom" w:eastAsia="Arakom" w:hAnsi="Arakom"/>
                 <w:b w:val="false"/>
                 <w:bCs w:val="false"/>
                 <w:color w:val="111111"/>
@@ -5027,7 +5027,7 @@
             </w:pPr>
             <w:r>
               <w:rPr>
-                <w:rFonts w:ascii="Markazi Text" w:cs="Markazi Text" w:eastAsia="Markazi Text" w:hAnsi="Markazi Text"/>
+                <w:rFonts w:ascii="Arakom" w:cs="Arakom" w:eastAsia="Arakom" w:hAnsi="Arakom"/>
                 <w:b w:val="false"/>
                 <w:bCs w:val="false"/>
                 <w:color w:val="111111"/>
@@ -5045,7 +5045,7 @@
             </w:pPr>
             <w:r>
               <w:rPr>
-                <w:rFonts w:ascii="Markazi Text" w:cs="Markazi Text" w:eastAsia="Markazi Text" w:hAnsi="Markazi Text"/>
+                <w:rFonts w:ascii="Arakom" w:cs="Arakom" w:eastAsia="Arakom" w:hAnsi="Arakom"/>
                 <w:b w:val="false"/>
                 <w:bCs w:val="false"/>
                 <w:color w:val="111111"/>
@@ -5063,7 +5063,7 @@
             </w:pPr>
             <w:r>
               <w:rPr>
-                <w:rFonts w:ascii="Markazi Text" w:cs="Markazi Text" w:eastAsia="Markazi Text" w:hAnsi="Markazi Text"/>
+                <w:rFonts w:ascii="Arakom" w:cs="Arakom" w:eastAsia="Arakom" w:hAnsi="Arakom"/>
                 <w:b w:val="false"/>
                 <w:bCs w:val="false"/>
                 <w:color w:val="111111"/>
@@ -5081,7 +5081,7 @@
             </w:pPr>
             <w:r>
               <w:rPr>
-                <w:rFonts w:ascii="Markazi Text" w:cs="Markazi Text" w:eastAsia="Markazi Text" w:hAnsi="Markazi Text"/>
+                <w:rFonts w:ascii="Arakom" w:cs="Arakom" w:eastAsia="Arakom" w:hAnsi="Arakom"/>
                 <w:b w:val="false"/>
                 <w:bCs w:val="false"/>
                 <w:color w:val="111111"/>
@@ -5234,7 +5234,7 @@
             </w:pPr>
             <w:r>
               <w:rPr>
-                <w:rFonts w:ascii="Markazi Text" w:cs="Markazi Text" w:eastAsia="Markazi Text" w:hAnsi="Markazi Text"/>
+                <w:rFonts w:ascii="Arakom" w:cs="Arakom" w:eastAsia="Arakom" w:hAnsi="Arakom"/>
                 <w:b w:val="false"/>
                 <w:bCs w:val="false"/>
                 <w:color w:val="111111"/>
